--- a/CyberSecurity_Essentials/Digital_Certificates.docx
+++ b/CyberSecurity_Essentials/Digital_Certificates.docx
@@ -483,10 +483,7 @@
         </w:r>
       </w:hyperlink>
       <w:r>
-        <w:t xml:space="preserve">. </w:t>
-      </w:r>
-      <w:r>
-        <w:t>Note the CN and Organization that supplies the certificate.</w:t>
+        <w:t>. Note the CN and Organization that supplies the certificate.</w:t>
       </w:r>
     </w:p>
     <w:p>
@@ -513,6 +510,11 @@
         </w:placeholder>
         <w:showingPlcHdr/>
       </w:sdtPr>
+      <w:sdtEndPr>
+        <w:rPr>
+          <w:rStyle w:val="Red"/>
+        </w:rPr>
+      </w:sdtEndPr>
       <w:sdtContent>
         <w:p>
           <w:pPr>
@@ -586,6 +588,137 @@
           <w:rStyle w:val="Red"/>
         </w:rPr>
       </w:sdtEndPr>
+      <w:sdtContent>
+        <w:p>
+          <w:pPr>
+            <w:spacing w:line="264" w:lineRule="auto"/>
+            <w:rPr>
+              <w:rStyle w:val="Red"/>
+            </w:rPr>
+          </w:pPr>
+          <w:r>
+            <w:rPr>
+              <w:rStyle w:val="PlaceholderText"/>
+              <w:color w:val="FF0000"/>
+            </w:rPr>
+            <w:t>Click or tap here to enter text.</w:t>
+          </w:r>
+        </w:p>
+      </w:sdtContent>
+    </w:sdt>
+    <w:p>
+      <w:pPr>
+        <w:pStyle w:val="ListParagraph"/>
+        <w:numPr>
+          <w:ilvl w:val="0"/>
+          <w:numId w:val="45"/>
+        </w:numPr>
+      </w:pPr>
+      <w:r>
+        <w:t>Go to your bank’s web site.</w:t>
+      </w:r>
+    </w:p>
+    <w:p>
+      <w:pPr>
+        <w:pStyle w:val="ListParagraph"/>
+        <w:numPr>
+          <w:ilvl w:val="0"/>
+          <w:numId w:val="45"/>
+        </w:numPr>
+      </w:pPr>
+      <w:r>
+        <w:t>Click the three vertical buttons at the far edge of the address bar.</w:t>
+      </w:r>
+    </w:p>
+    <w:p>
+      <w:pPr>
+        <w:pStyle w:val="ListParagraph"/>
+        <w:numPr>
+          <w:ilvl w:val="0"/>
+          <w:numId w:val="45"/>
+        </w:numPr>
+      </w:pPr>
+      <w:r>
+        <w:t xml:space="preserve">Click </w:t>
+      </w:r>
+      <w:r>
+        <w:rPr>
+          <w:b/>
+          <w:bCs/>
+        </w:rPr>
+        <w:t>More tools</w:t>
+      </w:r>
+      <w:r>
+        <w:t xml:space="preserve"> </w:t>
+      </w:r>
+      <w:r>
+        <w:sym w:font="Wingdings" w:char="F0E0"/>
+      </w:r>
+      <w:r>
+        <w:t xml:space="preserve"> </w:t>
+      </w:r>
+      <w:r>
+        <w:rPr>
+          <w:b/>
+          <w:bCs/>
+        </w:rPr>
+        <w:t>Developer tools</w:t>
+      </w:r>
+      <w:r>
+        <w:t xml:space="preserve"> </w:t>
+      </w:r>
+      <w:r>
+        <w:sym w:font="Wingdings" w:char="F0E0"/>
+      </w:r>
+      <w:r>
+        <w:t xml:space="preserve"> </w:t>
+      </w:r>
+      <w:r>
+        <w:rPr>
+          <w:b/>
+          <w:bCs/>
+        </w:rPr>
+        <w:t>Security tab</w:t>
+      </w:r>
+      <w:r>
+        <w:t>. (If the Security tab does not appear, click the More tabs (&gt;&gt;) button to display more tabs.)</w:t>
+      </w:r>
+    </w:p>
+    <w:p>
+      <w:pPr>
+        <w:pStyle w:val="ListParagraph"/>
+        <w:numPr>
+          <w:ilvl w:val="0"/>
+          <w:numId w:val="45"/>
+        </w:numPr>
+      </w:pPr>
+      <w:r>
+        <w:t>Read the information under Security overview.</w:t>
+      </w:r>
+    </w:p>
+    <w:p>
+      <w:pPr>
+        <w:pStyle w:val="ListParagraph"/>
+        <w:numPr>
+          <w:ilvl w:val="0"/>
+          <w:numId w:val="45"/>
+        </w:numPr>
+      </w:pPr>
+      <w:r>
+        <w:t>What encryption does this site use?</w:t>
+      </w:r>
+    </w:p>
+    <w:sdt>
+      <w:sdtPr>
+        <w:rPr>
+          <w:rStyle w:val="Red"/>
+        </w:rPr>
+        <w:id w:val="1340503222"/>
+        <w:placeholder>
+          <w:docPart w:val="866DF1F7688148BF9A0F823349BEFA9D"/>
+        </w:placeholder>
+        <w:showingPlcHdr/>
+      </w:sdtPr>
       <w:sdtContent>
         <w:p>
           <w:pPr>
@@ -697,27 +830,14 @@
     <w:r>
       <w:t xml:space="preserve"> of </w:t>
     </w:r>
-    <w:r>
-      <w:fldChar w:fldCharType="begin"/>
-    </w:r>
-    <w:r>
-      <w:instrText xml:space="preserve"> NUMPAGES </w:instrText>
-    </w:r>
-    <w:r>
-      <w:fldChar w:fldCharType="separate"/>
-    </w:r>
-    <w:r>
-      <w:rPr>
-        <w:noProof/>
-      </w:rPr>
-      <w:t>2</w:t>
-    </w:r>
-    <w:r>
-      <w:rPr>
-        <w:noProof/>
-      </w:rPr>
-      <w:fldChar w:fldCharType="end"/>
-    </w:r>
+    <w:fldSimple w:instr=" NUMPAGES ">
+      <w:r>
+        <w:rPr>
+          <w:noProof/>
+        </w:rPr>
+        <w:t>2</w:t>
+      </w:r>
+    </w:fldSimple>
     <w:r>
       <w:tab/>
       <w:t xml:space="preserve">Revised: </w:t>
@@ -6191,7 +6311,7 @@
   <w:style w:type="paragraph" w:default="1" w:styleId="Normal">
     <w:name w:val="Normal"/>
     <w:qFormat/>
-    <w:rsid w:val="00373833"/>
+    <w:rsid w:val="00704250"/>
     <w:pPr>
       <w:spacing w:before="160" w:after="80" w:line="336" w:lineRule="auto"/>
     </w:pPr>
@@ -6206,7 +6326,7 @@
     <w:next w:val="Normal"/>
     <w:link w:val="Heading1Char"/>
     <w:qFormat/>
-    <w:rsid w:val="00B066EB"/>
+    <w:rsid w:val="00265EAF"/>
     <w:pPr>
       <w:keepNext/>
       <w:spacing w:before="400" w:after="200" w:line="240" w:lineRule="auto"/>
@@ -6226,7 +6346,7 @@
     <w:next w:val="Normal"/>
     <w:link w:val="Heading2Char"/>
     <w:qFormat/>
-    <w:rsid w:val="00B066EB"/>
+    <w:rsid w:val="00265EAF"/>
     <w:pPr>
       <w:keepNext/>
       <w:pBdr>
@@ -6250,7 +6370,7 @@
     <w:next w:val="Normal"/>
     <w:link w:val="Heading3Char"/>
     <w:qFormat/>
-    <w:rsid w:val="00B066EB"/>
+    <w:rsid w:val="00265EAF"/>
     <w:pPr>
       <w:keepNext/>
       <w:autoSpaceDE w:val="0"/>
@@ -6270,7 +6390,7 @@
     <w:name w:val="Default Paragraph Font"/>
     <w:uiPriority w:val="1"/>
     <w:unhideWhenUsed/>
-    <w:rsid w:val="00B066EB"/>
+    <w:rsid w:val="00265EAF"/>
   </w:style>
   <w:style w:type="table" w:default="1" w:styleId="TableNormal">
     <w:name w:val="Normal Table"/>
@@ -6292,21 +6412,21 @@
     <w:uiPriority w:val="99"/>
     <w:semiHidden/>
     <w:unhideWhenUsed/>
-    <w:rsid w:val="00B066EB"/>
+    <w:rsid w:val="00265EAF"/>
   </w:style>
   <w:style w:type="paragraph" w:styleId="ListParagraph">
     <w:name w:val="List Paragraph"/>
     <w:basedOn w:val="Normal"/>
     <w:uiPriority w:val="34"/>
     <w:qFormat/>
-    <w:rsid w:val="00B066EB"/>
+    <w:rsid w:val="00265EAF"/>
     <w:pPr>
       <w:ind w:left="720"/>
     </w:pPr>
   </w:style>
   <w:style w:type="character" w:styleId="Hyperlink">
     <w:name w:val="Hyperlink"/>
-    <w:rsid w:val="00B066EB"/>
+    <w:rsid w:val="00265EAF"/>
     <w:rPr>
       <w:color w:val="0000FF"/>
       <w:u w:val="single"/>
@@ -6316,7 +6436,7 @@
     <w:name w:val="header"/>
     <w:basedOn w:val="Normal"/>
     <w:link w:val="HeaderChar"/>
-    <w:rsid w:val="00B066EB"/>
+    <w:rsid w:val="00265EAF"/>
     <w:pPr>
       <w:tabs>
         <w:tab w:val="left" w:pos="5040"/>
@@ -6342,7 +6462,7 @@
     <w:name w:val="footer"/>
     <w:basedOn w:val="Normal"/>
     <w:link w:val="FooterChar"/>
-    <w:rsid w:val="00B066EB"/>
+    <w:rsid w:val="00265EAF"/>
     <w:pPr>
       <w:pBdr>
         <w:top w:val="single" w:sz="4" w:space="1" w:color="auto"/>
@@ -6382,7 +6502,7 @@
   </w:style>
   <w:style w:type="character" w:styleId="FollowedHyperlink">
     <w:name w:val="FollowedHyperlink"/>
-    <w:rsid w:val="00B066EB"/>
+    <w:rsid w:val="00265EAF"/>
     <w:rPr>
       <w:color w:val="800080"/>
       <w:u w:val="single"/>
@@ -6418,7 +6538,7 @@
   <w:style w:type="paragraph" w:customStyle="1" w:styleId="NumberedHeading2">
     <w:name w:val="Numbered Heading 2"/>
     <w:basedOn w:val="Normal"/>
-    <w:rsid w:val="00B066EB"/>
+    <w:rsid w:val="00265EAF"/>
     <w:pPr>
       <w:numPr>
         <w:numId w:val="1"/>
@@ -6428,7 +6548,7 @@
   <w:style w:type="paragraph" w:customStyle="1" w:styleId="Outlinenumbering">
     <w:name w:val="Outline numbering"/>
     <w:basedOn w:val="Normal"/>
-    <w:rsid w:val="00B066EB"/>
+    <w:rsid w:val="00265EAF"/>
     <w:pPr>
       <w:numPr>
         <w:numId w:val="2"/>
@@ -6446,7 +6566,7 @@
   <w:style w:type="character" w:styleId="PageNumber">
     <w:name w:val="page number"/>
     <w:basedOn w:val="DefaultParagraphFont"/>
-    <w:rsid w:val="00B066EB"/>
+    <w:rsid w:val="00265EAF"/>
   </w:style>
   <w:style w:type="character" w:styleId="UnresolvedMention">
     <w:name w:val="Unresolved Mention"/>
@@ -6486,7 +6606,7 @@
     <w:uiPriority w:val="39"/>
     <w:unhideWhenUsed/>
     <w:qFormat/>
-    <w:rsid w:val="00B066EB"/>
+    <w:rsid w:val="00265EAF"/>
     <w:pPr>
       <w:keepLines/>
       <w:spacing w:after="0" w:line="259" w:lineRule="auto"/>
@@ -6503,7 +6623,7 @@
     <w:name w:val="Code"/>
     <w:basedOn w:val="Normal"/>
     <w:qFormat/>
-    <w:rsid w:val="00B066EB"/>
+    <w:rsid w:val="00265EAF"/>
     <w:pPr>
       <w:spacing w:before="80" w:line="240" w:lineRule="auto"/>
     </w:pPr>
@@ -6518,7 +6638,7 @@
     <w:autoRedefine/>
     <w:uiPriority w:val="39"/>
     <w:unhideWhenUsed/>
-    <w:rsid w:val="00B066EB"/>
+    <w:rsid w:val="00265EAF"/>
     <w:pPr>
       <w:spacing w:after="100" w:line="240" w:lineRule="auto"/>
     </w:pPr>
@@ -6530,7 +6650,7 @@
     <w:autoRedefine/>
     <w:uiPriority w:val="39"/>
     <w:unhideWhenUsed/>
-    <w:rsid w:val="00B066EB"/>
+    <w:rsid w:val="00265EAF"/>
     <w:pPr>
       <w:spacing w:after="100" w:line="240" w:lineRule="auto"/>
       <w:ind w:left="202"/>
@@ -6543,7 +6663,7 @@
     <w:autoRedefine/>
     <w:uiPriority w:val="39"/>
     <w:unhideWhenUsed/>
-    <w:rsid w:val="00B066EB"/>
+    <w:rsid w:val="00265EAF"/>
     <w:pPr>
       <w:spacing w:after="100" w:line="240" w:lineRule="auto"/>
       <w:ind w:left="403"/>
@@ -6735,6 +6855,36 @@
         </w:p>
       </w:docPartBody>
     </w:docPart>
+    <w:docPart>
+      <w:docPartPr>
+        <w:name w:val="866DF1F7688148BF9A0F823349BEFA9D"/>
+        <w:category>
+          <w:name w:val="General"/>
+          <w:gallery w:val="placeholder"/>
+        </w:category>
+        <w:types>
+          <w:type w:val="bbPlcHdr"/>
+        </w:types>
+        <w:behaviors>
+          <w:behavior w:val="content"/>
+        </w:behaviors>
+        <w:guid w:val="{54D36971-CBAE-4669-9C10-3B334209C790}"/>
+      </w:docPartPr>
+      <w:docPartBody>
+        <w:p>
+          <w:pPr>
+            <w:pStyle w:val="866DF1F7688148BF9A0F823349BEFA9D"/>
+          </w:pPr>
+          <w:r>
+            <w:rPr>
+              <w:rStyle w:val="PlaceholderText"/>
+              <w:color w:val="FF0000"/>
+            </w:rPr>
+            <w:t>Click or tap here to enter text.</w:t>
+          </w:r>
+        </w:p>
+      </w:docPartBody>
+    </w:docPart>
   </w:docParts>
 </w:glossaryDocument>
 </file>
@@ -6831,6 +6981,8 @@
     <w:rsid w:val="0020315F"/>
     <w:rsid w:val="00286DFF"/>
     <w:rsid w:val="008977D0"/>
+    <w:rsid w:val="00B8108F"/>
+    <w:rsid w:val="00BC2225"/>
     <w:rsid w:val="00F823E5"/>
   </w:rsids>
   <m:mathPr>
@@ -7285,7 +7437,7 @@
     <w:basedOn w:val="DefaultParagraphFont"/>
     <w:uiPriority w:val="99"/>
     <w:semiHidden/>
-    <w:rsid w:val="0020315F"/>
+    <w:rsid w:val="00B8108F"/>
   </w:style>
   <w:style w:type="paragraph" w:customStyle="1" w:styleId="7306C0CE8F06421782EF421093571028">
     <w:name w:val="7306C0CE8F06421782EF421093571028"/>
@@ -7303,13 +7455,18 @@
     <w:name w:val="396018E50228450B9555D4819A430F6C"/>
     <w:rsid w:val="00286DFF"/>
   </w:style>
-  <w:style w:type="paragraph" w:customStyle="1" w:styleId="EEDF69B2A05A4F3FBAA7DB53E525497B">
-    <w:name w:val="EEDF69B2A05A4F3FBAA7DB53E525497B"/>
-    <w:rsid w:val="00286DFF"/>
-  </w:style>
-  <w:style w:type="paragraph" w:customStyle="1" w:styleId="5B7551ADDBA341C5A61439FF43F0118E">
-    <w:name w:val="5B7551ADDBA341C5A61439FF43F0118E"/>
-    <w:rsid w:val="00286DFF"/>
+  <w:style w:type="paragraph" w:customStyle="1" w:styleId="866DF1F7688148BF9A0F823349BEFA9D">
+    <w:name w:val="866DF1F7688148BF9A0F823349BEFA9D"/>
+    <w:rsid w:val="00B8108F"/>
+    <w:pPr>
+      <w:spacing w:line="278" w:lineRule="auto"/>
+    </w:pPr>
+    <w:rPr>
+      <w:kern w:val="2"/>
+      <w:sz w:val="24"/>
+      <w:szCs w:val="24"/>
+      <w14:ligatures w14:val="standardContextual"/>
+    </w:rPr>
   </w:style>
   <w:style w:type="paragraph" w:customStyle="1" w:styleId="EFC39594DC524E36AC298375AF3FB3A3">
     <w:name w:val="EFC39594DC524E36AC298375AF3FB3A3"/>
